--- a/법률/통지·증명/위임장.docx
+++ b/법률/통지·증명/위임장.docx
@@ -4,7 +4,7 @@
   <w:body>
     <w:p>
       <w:pPr>
-        <w:spacing w:after="41" w:before="0" w:line="312" w:lineRule="auto"/>
+        <w:spacing w:after="50" w:before="0" w:line="312" w:lineRule="auto"/>
         <w:jc w:val="center"/>
       </w:pPr>
       <w:r>
@@ -19,7 +19,7 @@
     </w:p>
     <w:p>
       <w:pPr>
-        <w:spacing w:after="102" w:before="0" w:line="312" w:lineRule="auto"/>
+        <w:spacing w:after="125" w:before="0" w:line="312" w:lineRule="auto"/>
         <w:jc w:val="left"/>
         <w:pBdr>
           <w:bottom w:val="single" w:sz="14" w:space="2" w:color="24384F"/>
@@ -35,7 +35,7 @@
     </w:p>
     <w:p>
       <w:pPr>
-        <w:spacing w:after="82" w:before="0" w:line="312" w:lineRule="auto"/>
+        <w:spacing w:after="100" w:before="0" w:line="312" w:lineRule="auto"/>
         <w:jc w:val="left"/>
       </w:pPr>
       <w:r>
@@ -48,7 +48,7 @@
     </w:p>
     <w:p>
       <w:pPr>
-        <w:spacing w:after="41" w:before="82" w:line="312" w:lineRule="auto"/>
+        <w:spacing w:after="50" w:before="100" w:line="312" w:lineRule="auto"/>
         <w:jc w:val="left"/>
         <w:pBdr>
           <w:bottom w:val="single" w:sz="6" w:space="2" w:color="C9D2DD"/>
@@ -89,7 +89,7 @@
       </w:tblGrid>
       <w:tr>
         <w:trPr>
-          <w:trHeight w:val="522" w:hRule="atLeast"/>
+          <w:trHeight w:val="636" w:hRule="atLeast"/>
         </w:trPr>
         <w:tc>
           <w:tcPr>
@@ -204,7 +204,7 @@
       </w:tr>
       <w:tr>
         <w:trPr>
-          <w:trHeight w:val="522" w:hRule="atLeast"/>
+          <w:trHeight w:val="636" w:hRule="atLeast"/>
         </w:trPr>
         <w:tc>
           <w:tcPr>
@@ -265,7 +265,7 @@
       </w:tr>
       <w:tr>
         <w:trPr>
-          <w:trHeight w:val="522" w:hRule="atLeast"/>
+          <w:trHeight w:val="636" w:hRule="atLeast"/>
         </w:trPr>
         <w:tc>
           <w:tcPr>
@@ -381,7 +381,7 @@
     </w:tbl>
     <w:p>
       <w:pPr>
-        <w:spacing w:after="41" w:before="0" w:line="312" w:lineRule="auto"/>
+        <w:spacing w:after="50" w:before="0" w:line="312" w:lineRule="auto"/>
         <w:jc w:val="left"/>
       </w:pPr>
       <w:r>
@@ -394,7 +394,7 @@
     </w:p>
     <w:p>
       <w:pPr>
-        <w:spacing w:after="41" w:before="82" w:line="312" w:lineRule="auto"/>
+        <w:spacing w:after="50" w:before="100" w:line="312" w:lineRule="auto"/>
         <w:jc w:val="left"/>
         <w:pBdr>
           <w:bottom w:val="single" w:sz="6" w:space="2" w:color="C9D2DD"/>
@@ -435,7 +435,7 @@
       </w:tblGrid>
       <w:tr>
         <w:trPr>
-          <w:trHeight w:val="522" w:hRule="atLeast"/>
+          <w:trHeight w:val="636" w:hRule="atLeast"/>
         </w:trPr>
         <w:tc>
           <w:tcPr>
@@ -550,7 +550,7 @@
       </w:tr>
       <w:tr>
         <w:trPr>
-          <w:trHeight w:val="522" w:hRule="atLeast"/>
+          <w:trHeight w:val="636" w:hRule="atLeast"/>
         </w:trPr>
         <w:tc>
           <w:tcPr>
@@ -611,7 +611,7 @@
       </w:tr>
       <w:tr>
         <w:trPr>
-          <w:trHeight w:val="522" w:hRule="atLeast"/>
+          <w:trHeight w:val="636" w:hRule="atLeast"/>
         </w:trPr>
         <w:tc>
           <w:tcPr>
@@ -727,7 +727,7 @@
     </w:tbl>
     <w:p>
       <w:pPr>
-        <w:spacing w:after="41" w:before="0" w:line="312" w:lineRule="auto"/>
+        <w:spacing w:after="50" w:before="0" w:line="312" w:lineRule="auto"/>
         <w:jc w:val="left"/>
       </w:pPr>
       <w:r>
@@ -740,7 +740,7 @@
     </w:p>
     <w:p>
       <w:pPr>
-        <w:spacing w:after="41" w:before="82" w:line="312" w:lineRule="auto"/>
+        <w:spacing w:after="50" w:before="100" w:line="312" w:lineRule="auto"/>
         <w:jc w:val="left"/>
         <w:pBdr>
           <w:bottom w:val="single" w:sz="6" w:space="2" w:color="C9D2DD"/>
@@ -767,7 +767,7 @@
     </w:p>
     <w:p>
       <w:pPr>
-        <w:spacing w:after="41" w:before="0" w:line="312" w:lineRule="auto"/>
+        <w:spacing w:after="50" w:before="0" w:line="312" w:lineRule="auto"/>
         <w:jc w:val="left"/>
       </w:pPr>
       <w:r>
@@ -793,7 +793,7 @@
       </w:tblGrid>
       <w:tr>
         <w:trPr>
-          <w:trHeight w:val="1624" w:hRule="atLeast"/>
+          <w:trHeight w:val="1980" w:hRule="atLeast"/>
         </w:trPr>
         <w:tc>
           <w:tcPr>
@@ -816,7 +816,7 @@
               <w:rPr>
                 <w:rFonts w:ascii="Malgun Gothic" w:hAnsi="Malgun Gothic" w:eastAsia="Malgun Gothic" w:cs="Malgun Gothic"/>
                 <w:b w:val="0"/>
-                <w:sz w:val="20"/>
+                <w:sz w:val="19"/>
               </w:rPr>
             </w:r>
           </w:p>
@@ -825,7 +825,7 @@
     </w:tbl>
     <w:p>
       <w:pPr>
-        <w:spacing w:after="41" w:before="0" w:line="312" w:lineRule="auto"/>
+        <w:spacing w:after="50" w:before="0" w:line="312" w:lineRule="auto"/>
         <w:jc w:val="left"/>
       </w:pPr>
       <w:r>
@@ -852,7 +852,7 @@
       </w:tblGrid>
       <w:tr>
         <w:trPr>
-          <w:trHeight w:val="522" w:hRule="atLeast"/>
+          <w:trHeight w:val="636" w:hRule="atLeast"/>
         </w:trPr>
         <w:tc>
           <w:tcPr>
@@ -968,7 +968,7 @@
     </w:tbl>
     <w:p>
       <w:pPr>
-        <w:spacing w:after="41" w:before="0" w:line="312" w:lineRule="auto"/>
+        <w:spacing w:after="50" w:before="0" w:line="312" w:lineRule="auto"/>
         <w:jc w:val="left"/>
       </w:pPr>
       <w:r>
@@ -981,7 +981,7 @@
     </w:p>
     <w:p>
       <w:pPr>
-        <w:spacing w:after="82" w:before="0" w:line="312" w:lineRule="auto"/>
+        <w:spacing w:after="100" w:before="0" w:line="312" w:lineRule="auto"/>
         <w:jc w:val="left"/>
       </w:pPr>
       <w:r>
@@ -994,7 +994,7 @@
     </w:p>
     <w:p>
       <w:pPr>
-        <w:spacing w:after="41" w:before="0" w:line="312" w:lineRule="auto"/>
+        <w:spacing w:after="50" w:before="0" w:line="312" w:lineRule="auto"/>
         <w:jc w:val="center"/>
       </w:pPr>
       <w:r>
@@ -1008,7 +1008,7 @@
     </w:p>
     <w:p>
       <w:pPr>
-        <w:spacing w:after="82" w:before="82" w:line="312" w:lineRule="auto"/>
+        <w:spacing w:after="100" w:before="100" w:line="312" w:lineRule="auto"/>
         <w:jc w:val="center"/>
       </w:pPr>
       <w:r>
@@ -1022,7 +1022,7 @@
     </w:p>
     <w:p>
       <w:pPr>
-        <w:spacing w:after="82" w:before="0" w:line="312" w:lineRule="auto"/>
+        <w:spacing w:after="100" w:before="0" w:line="312" w:lineRule="auto"/>
         <w:jc w:val="right"/>
       </w:pPr>
       <w:r>
@@ -1036,7 +1036,7 @@
     </w:p>
     <w:p>
       <w:pPr>
-        <w:spacing w:after="82" w:before="0" w:line="312" w:lineRule="auto"/>
+        <w:spacing w:after="100" w:before="0" w:line="312" w:lineRule="auto"/>
         <w:jc w:val="right"/>
       </w:pPr>
       <w:r>
@@ -1050,7 +1050,7 @@
     </w:p>
     <w:p>
       <w:pPr>
-        <w:spacing w:after="0" w:before="61" w:line="312" w:lineRule="auto"/>
+        <w:spacing w:after="0" w:before="75" w:line="312" w:lineRule="auto"/>
         <w:jc w:val="left"/>
       </w:pPr>
       <w:r>
